--- a/quiz/NGAN HANG CAU HOI EC1103 - BAN CO DAP AN (GV).docx
+++ b/quiz/NGAN HANG CAU HOI EC1103 - BAN CO DAP AN (GV).docx
@@ -73,7 +73,7 @@
           <w:sz w:val="25"/>
           <w:szCs w:val="25"/>
         </w:rPr>
-        <w:t xml:space="preserve">Biên soạn: GV. Đỗ Thùy Hương – Khoa Kinh tế - Luật, Trường Đại học Sư phạm Kỹ thuật Vĩnh Long</w:t>
+        <w:t xml:space="preserve">Biên soạn: Đỗ Thùy Hương</w:t>
       </w:r>
     </w:p>
     <w:p>
